--- a/Focus Group Materials/Print Packets/Printer_Instructions.docx
+++ b/Focus Group Materials/Print Packets/Printer_Instructions.docx
@@ -44,7 +44,7 @@
         <w:t xml:space="preserve">Total print run: </w:t>
       </w:r>
       <w:r>
-        <w:t>14 attendee packets, 398 total pages.</w:t>
+        <w:t>14 attendee packets, 394 total pages.</w:t>
       </w:r>
     </w:p>
     <w:p>
@@ -106,7 +106,7 @@
         <w:t xml:space="preserve">File: </w:t>
       </w:r>
       <w:r>
-        <w:t>GTM_Packet.pdf Total pages:         36 Quantity needed:     4 copies Cover stock pages:   Pages 8-9 (2 pages on segment-colored cover stock) Cover stock color:   Amber / burnt orange (strategy / commerce tone) Cover stock weight:  60-80 lb Body paper:          Standard 20-24 lb white Color printing:      Required for entire packet Binding:             Stapled top-left corner OR paperclip</w:t>
+        <w:t>GTM_Packet.pdf Total pages:         35 Quantity needed:     4 copies Cover stock pages:   Page 8 (1 page on segment-colored cover stock) Cover stock color:   Amber / burnt orange (strategy / commerce tone) Cover stock weight:  60-80 lb Body paper:          Standard 20-24 lb white Color printing:      Required for entire packet Binding:             Stapled top-left corner OR paperclip</w:t>
       </w:r>
     </w:p>
     <w:p>

--- a/Focus Group Materials/Print Packets/Printer_Instructions.docx
+++ b/Focus Group Materials/Print Packets/Printer_Instructions.docx
@@ -155,7 +155,7 @@
     </w:p>
     <w:p>
       <w:r>
-        <w:t>All material is confidential under NDA. Please do not retain digital file copies or sample prints after delivery. Contact Arron Beckes if any pages render unclearly or any colored elements look off before running the full print job.</w:t>
+        <w:t>All material is confidential under NDA. Please do not retain digital file copies or sample prints after delivery. Contact Arron Panigall if any pages render unclearly or any colored elements look off before running the full print job.</w:t>
       </w:r>
     </w:p>
     <w:sectPr>
@@ -532,6 +532,7 @@
     <w:qFormat/>
     <w:rsid w:val="00FC693F"/>
     <w:pPr>
+      <w:widowControl/>
       <w:spacing w:after="120" w:line="276" w:lineRule="auto"/>
     </w:pPr>
     <w:rPr>
